--- a/examples/aula.docx
+++ b/examples/aula.docx
@@ -31,7 +31,28 @@
         <w:rPr>
           <w:rtl w:val="0"/>
         </w:rPr>
-        <w:t xml:space="preserve">&lt;atencao&gt;texto&lt;/atencao&gt;</w:t>
+        <w:t xml:space="preserve">meu texto aqui</w:t>
+      </w:r>
+    </w:p>
+    <w:p>
+      <w:pPr>
+        <w:rPr/>
+      </w:pPr>
+      <w:r>
+        <w:rPr>
+          <w:rtl w:val="0"/>
+        </w:rPr>
+      </w:r>
+    </w:p>
+    <w:p>
+      <w:pPr>
+        <w:rPr/>
+      </w:pPr>
+      <w:r>
+        <w:rPr>
+          <w:rtl w:val="0"/>
+        </w:rPr>
+        <w:t xml:space="preserve">&lt;atencao&gt;texto&lt;/atenção&gt;</w:t>
       </w:r>
     </w:p>
     <w:p>
@@ -150,17 +171,6 @@
         <w:rPr>
           <w:rtl w:val="0"/>
         </w:rPr>
-        <w:t xml:space="preserve">  &lt;/sanfonasecao&gt;</w:t>
-      </w:r>
-    </w:p>
-    <w:p>
-      <w:pPr>
-        <w:rPr/>
-      </w:pPr>
-      <w:r>
-        <w:rPr>
-          <w:rtl w:val="0"/>
-        </w:rPr>
         <w:t xml:space="preserve">&lt;/sanfona&gt;</w:t>
       </w:r>
     </w:p>
@@ -215,7 +225,7 @@
         <w:rPr>
           <w:rtl w:val="0"/>
         </w:rPr>
-        <w:t xml:space="preserve">    &lt;flipcardback&gt;verso&lt;/flipcardback&gt;</w:t>
+        <w:t xml:space="preserve">    &lt;flipcardback&gt;verso&lt;/flipcardbacck&gt;</w:t>
       </w:r>
     </w:p>
     <w:p>

--- a/examples/aula.docx
+++ b/examples/aula.docx
@@ -25,34 +25,59 @@
     </w:p>
     <w:p>
       <w:pPr>
-        <w:rPr/>
-      </w:pPr>
-      <w:r>
-        <w:rPr>
-          <w:rtl w:val="0"/>
-        </w:rPr>
-        <w:t xml:space="preserve">meu texto aqui</w:t>
-      </w:r>
-    </w:p>
-    <w:p>
-      <w:pPr>
-        <w:rPr/>
-      </w:pPr>
-      <w:r>
-        <w:rPr>
-          <w:rtl w:val="0"/>
-        </w:rPr>
-      </w:r>
-    </w:p>
-    <w:p>
-      <w:pPr>
-        <w:rPr/>
-      </w:pPr>
-      <w:r>
-        <w:rPr>
-          <w:rtl w:val="0"/>
-        </w:rPr>
-        <w:t xml:space="preserve">&lt;atencao&gt;texto&lt;/atenção&gt;</w:t>
+        <w:rPr>
+          <w:i w:val="1"/>
+          <w:iCs w:val="1"/>
+        </w:rPr>
+      </w:pPr>
+      <w:r>
+        <w:rPr>
+          <w:rtl w:val="0"/>
+        </w:rPr>
+        <w:t xml:space="preserve">meu </w:t>
+      </w:r>
+      <w:r>
+        <w:rPr>
+          <w:b w:val="1"/>
+          <w:bCs w:val="1"/>
+          <w:rtl w:val="0"/>
+        </w:rPr>
+        <w:t xml:space="preserve">texto</w:t>
+      </w:r>
+      <w:r>
+        <w:rPr>
+          <w:rtl w:val="0"/>
+        </w:rPr>
+        <w:t xml:space="preserve"> </w:t>
+      </w:r>
+      <w:r>
+        <w:rPr>
+          <w:i w:val="1"/>
+          <w:iCs w:val="1"/>
+          <w:rtl w:val="0"/>
+        </w:rPr>
+        <w:t xml:space="preserve">aqui</w:t>
+      </w:r>
+    </w:p>
+    <w:p>
+      <w:pPr>
+        <w:rPr/>
+      </w:pPr>
+      <w:r>
+        <w:rPr>
+          <w:rtl w:val="0"/>
+        </w:rPr>
+      </w:r>
+    </w:p>
+    <w:p>
+      <w:pPr>
+        <w:rPr/>
+      </w:pPr>
+      <w:r>
+        <w:rPr>
+          <w:rtl w:val="0"/>
+        </w:rPr>
+        <w:t xml:space="preserve">&lt;atencao&gt;texto&lt;/atenç&gt;</w:t>
       </w:r>
     </w:p>
     <w:p>
@@ -84,50 +109,48 @@
         <w:rPr>
           <w:rtl w:val="0"/>
         </w:rPr>
-        <w:t xml:space="preserve">  &lt;carrosselslide&gt;conteúdo&lt;/carrosselslide&gt;</w:t>
-      </w:r>
-    </w:p>
-    <w:p>
-      <w:pPr>
-        <w:rPr/>
-      </w:pPr>
-      <w:r>
-        <w:rPr>
-          <w:rtl w:val="0"/>
-        </w:rPr>
-        <w:t xml:space="preserve">  &lt;carrosselslide&gt;conteúdo&lt;/carrosselslide&gt;</w:t>
-      </w:r>
-    </w:p>
-    <w:p>
-      <w:pPr>
-        <w:rPr/>
-      </w:pPr>
-      <w:r>
-        <w:rPr>
-          <w:rtl w:val="0"/>
-        </w:rPr>
-        <w:t xml:space="preserve">&lt;/carrossel&gt;</w:t>
-      </w:r>
-    </w:p>
-    <w:p>
-      <w:pPr>
-        <w:rPr/>
-      </w:pPr>
-      <w:r>
-        <w:rPr>
-          <w:rtl w:val="0"/>
-        </w:rPr>
-      </w:r>
-    </w:p>
-    <w:p>
-      <w:pPr>
-        <w:rPr/>
-      </w:pPr>
-      <w:r>
-        <w:rPr>
-          <w:rtl w:val="0"/>
-        </w:rPr>
-        <w:t xml:space="preserve">&lt;sanfona&gt;</w:t>
+        <w:t xml:space="preserve">  &lt;carrosselslide&gt;slide1&lt;/carrosselslide&gt;</w:t>
+      </w:r>
+    </w:p>
+    <w:p>
+      <w:pPr>
+        <w:rPr/>
+      </w:pPr>
+      <w:r>
+        <w:rPr>
+          <w:rtl w:val="0"/>
+        </w:rPr>
+        <w:t xml:space="preserve">  &lt;carrosselslide&gt;slide2&lt;/carrosselslide&gt;</w:t>
+      </w:r>
+    </w:p>
+    <w:p>
+      <w:pPr>
+        <w:rPr/>
+      </w:pPr>
+      <w:r>
+        <w:rPr>
+          <w:rtl w:val="0"/>
+        </w:rPr>
+      </w:r>
+    </w:p>
+    <w:p>
+      <w:pPr>
+        <w:rPr/>
+      </w:pPr>
+      <w:r>
+        <w:rPr>
+          <w:rtl w:val="0"/>
+        </w:rPr>
+      </w:r>
+    </w:p>
+    <w:p>
+      <w:pPr>
+        <w:rPr/>
+      </w:pPr>
+      <w:r>
+        <w:rPr>
+          <w:rtl w:val="0"/>
+        </w:rPr>
       </w:r>
     </w:p>
     <w:p>
@@ -149,18 +172,62 @@
         <w:rPr>
           <w:rtl w:val="0"/>
         </w:rPr>
-        <w:t xml:space="preserve">    &lt;sanfonasecaocabecalho&gt;título&lt;/sanfonasecaocabecalho&gt;</w:t>
-      </w:r>
-    </w:p>
-    <w:p>
-      <w:pPr>
-        <w:rPr/>
-      </w:pPr>
-      <w:r>
-        <w:rPr>
-          <w:rtl w:val="0"/>
-        </w:rPr>
-        <w:t xml:space="preserve">    &lt;sanfonasecaocorpo&gt;conteúdo&lt;/sanfonasecaocorpo&gt;</w:t>
+        <w:t xml:space="preserve">    &lt;sanfonasecaocabecalho&gt;título sanfona 1&lt;/sanfonasecaocabecalho&gt;</w:t>
+      </w:r>
+    </w:p>
+    <w:p>
+      <w:pPr>
+        <w:rPr/>
+      </w:pPr>
+      <w:r>
+        <w:rPr>
+          <w:rtl w:val="0"/>
+        </w:rPr>
+        <w:t xml:space="preserve">    &lt;sanfonasecaocorpo&gt;conteúdo sanfona 1&lt;/sanfonasecaocorpo&gt;</w:t>
+      </w:r>
+    </w:p>
+    <w:p>
+      <w:pPr>
+        <w:rPr/>
+      </w:pPr>
+      <w:r>
+        <w:rPr>
+          <w:rtl w:val="0"/>
+        </w:rPr>
+        <w:t xml:space="preserve"> &lt;/sanfonasecao&gt;</w:t>
+      </w:r>
+    </w:p>
+    <w:p>
+      <w:pPr>
+        <w:rPr/>
+      </w:pPr>
+      <w:r>
+        <w:rPr>
+          <w:rtl w:val="0"/>
+        </w:rPr>
+        <w:t xml:space="preserve">  &lt;sanfonasecao&gt;</w:t>
+      </w:r>
+    </w:p>
+    <w:p>
+      <w:pPr>
+        <w:rPr/>
+      </w:pPr>
+      <w:r>
+        <w:rPr>
+          <w:rtl w:val="0"/>
+        </w:rPr>
+        <w:t xml:space="preserve">    &lt;sanfonasecaocabecalho&gt;título sanfona 2&lt;/sanfonasecaocabecalho&gt;</w:t>
+      </w:r>
+    </w:p>
+    <w:p>
+      <w:pPr>
+        <w:rPr/>
+      </w:pPr>
+      <w:r>
+        <w:rPr>
+          <w:rtl w:val="0"/>
+        </w:rPr>
+        <w:t xml:space="preserve">    &lt;sanfonasecaocorpo&gt;conteúdo sanfona 2&lt;/sanfonasecaocorpo&gt;</w:t>
       </w:r>
     </w:p>
     <w:p>
@@ -192,7 +259,6 @@
         <w:rPr>
           <w:rtl w:val="0"/>
         </w:rPr>
-        <w:t xml:space="preserve">&lt;flipcards&gt;</w:t>
       </w:r>
     </w:p>
     <w:p>

--- a/examples/aula.docx
+++ b/examples/aula.docx
@@ -10,224 +10,149 @@
         <w:rPr>
           <w:rtl w:val="0"/>
         </w:rPr>
-        <w:t xml:space="preserve">&lt;citacao&gt;texto&lt;/citacao&gt;</w:t>
-      </w:r>
-    </w:p>
-    <w:p>
-      <w:pPr>
-        <w:rPr/>
-      </w:pPr>
-      <w:r>
-        <w:rPr>
-          <w:rtl w:val="0"/>
-        </w:rPr>
-      </w:r>
-    </w:p>
-    <w:p>
-      <w:pPr>
-        <w:rPr>
-          <w:i w:val="1"/>
-          <w:iCs w:val="1"/>
-        </w:rPr>
-      </w:pPr>
-      <w:r>
-        <w:rPr>
-          <w:rtl w:val="0"/>
-        </w:rPr>
-        <w:t xml:space="preserve">meu </w:t>
-      </w:r>
-      <w:r>
-        <w:rPr>
-          <w:b w:val="1"/>
-          <w:bCs w:val="1"/>
-          <w:rtl w:val="0"/>
-        </w:rPr>
-        <w:t xml:space="preserve">texto</w:t>
-      </w:r>
-      <w:r>
-        <w:rPr>
-          <w:rtl w:val="0"/>
-        </w:rPr>
-        <w:t xml:space="preserve"> </w:t>
-      </w:r>
-      <w:r>
-        <w:rPr>
-          <w:i w:val="1"/>
-          <w:iCs w:val="1"/>
-          <w:rtl w:val="0"/>
-        </w:rPr>
-        <w:t xml:space="preserve">aqui</w:t>
-      </w:r>
-    </w:p>
-    <w:p>
-      <w:pPr>
-        <w:rPr/>
-      </w:pPr>
-      <w:r>
-        <w:rPr>
-          <w:rtl w:val="0"/>
-        </w:rPr>
-      </w:r>
-    </w:p>
-    <w:p>
-      <w:pPr>
-        <w:rPr/>
-      </w:pPr>
-      <w:r>
-        <w:rPr>
-          <w:rtl w:val="0"/>
-        </w:rPr>
-        <w:t xml:space="preserve">&lt;atencao&gt;texto&lt;/atenç&gt;</w:t>
-      </w:r>
-    </w:p>
-    <w:p>
-      <w:pPr>
-        <w:rPr/>
-      </w:pPr>
-      <w:r>
-        <w:rPr>
-          <w:rtl w:val="0"/>
-        </w:rPr>
-      </w:r>
-    </w:p>
-    <w:p>
-      <w:pPr>
-        <w:rPr/>
-      </w:pPr>
-      <w:r>
-        <w:rPr>
-          <w:rtl w:val="0"/>
-        </w:rPr>
-        <w:t xml:space="preserve">&lt;carrossel&gt;</w:t>
-      </w:r>
-    </w:p>
-    <w:p>
-      <w:pPr>
-        <w:rPr/>
-      </w:pPr>
-      <w:r>
-        <w:rPr>
-          <w:rtl w:val="0"/>
-        </w:rPr>
-        <w:t xml:space="preserve">  &lt;carrosselslide&gt;slide1&lt;/carrosselslide&gt;</w:t>
-      </w:r>
-    </w:p>
-    <w:p>
-      <w:pPr>
-        <w:rPr/>
-      </w:pPr>
-      <w:r>
-        <w:rPr>
-          <w:rtl w:val="0"/>
-        </w:rPr>
-        <w:t xml:space="preserve">  &lt;carrosselslide&gt;slide2&lt;/carrosselslide&gt;</w:t>
-      </w:r>
-    </w:p>
-    <w:p>
-      <w:pPr>
-        <w:rPr/>
-      </w:pPr>
-      <w:r>
-        <w:rPr>
-          <w:rtl w:val="0"/>
-        </w:rPr>
-      </w:r>
-    </w:p>
-    <w:p>
-      <w:pPr>
-        <w:rPr/>
-      </w:pPr>
-      <w:r>
-        <w:rPr>
-          <w:rtl w:val="0"/>
-        </w:rPr>
-      </w:r>
-    </w:p>
-    <w:p>
-      <w:pPr>
-        <w:rPr/>
-      </w:pPr>
-      <w:r>
-        <w:rPr>
-          <w:rtl w:val="0"/>
-        </w:rPr>
-      </w:r>
-    </w:p>
-    <w:p>
-      <w:pPr>
-        <w:rPr/>
-      </w:pPr>
-      <w:r>
-        <w:rPr>
-          <w:rtl w:val="0"/>
-        </w:rPr>
-        <w:t xml:space="preserve">  &lt;sanfonasecao&gt;</w:t>
-      </w:r>
-    </w:p>
-    <w:p>
-      <w:pPr>
-        <w:rPr/>
-      </w:pPr>
-      <w:r>
-        <w:rPr>
-          <w:rtl w:val="0"/>
-        </w:rPr>
-        <w:t xml:space="preserve">    &lt;sanfonasecaocabecalho&gt;título sanfona 1&lt;/sanfonasecaocabecalho&gt;</w:t>
-      </w:r>
-    </w:p>
-    <w:p>
-      <w:pPr>
-        <w:rPr/>
-      </w:pPr>
-      <w:r>
-        <w:rPr>
-          <w:rtl w:val="0"/>
-        </w:rPr>
-        <w:t xml:space="preserve">    &lt;sanfonasecaocorpo&gt;conteúdo sanfona 1&lt;/sanfonasecaocorpo&gt;</w:t>
-      </w:r>
-    </w:p>
-    <w:p>
-      <w:pPr>
-        <w:rPr/>
-      </w:pPr>
-      <w:r>
-        <w:rPr>
-          <w:rtl w:val="0"/>
-        </w:rPr>
-        <w:t xml:space="preserve"> &lt;/sanfonasecao&gt;</w:t>
-      </w:r>
-    </w:p>
-    <w:p>
-      <w:pPr>
-        <w:rPr/>
-      </w:pPr>
-      <w:r>
-        <w:rPr>
-          <w:rtl w:val="0"/>
-        </w:rPr>
-        <w:t xml:space="preserve">  &lt;sanfonasecao&gt;</w:t>
-      </w:r>
-    </w:p>
-    <w:p>
-      <w:pPr>
-        <w:rPr/>
-      </w:pPr>
-      <w:r>
-        <w:rPr>
-          <w:rtl w:val="0"/>
-        </w:rPr>
-        <w:t xml:space="preserve">    &lt;sanfonasecaocabecalho&gt;título sanfona 2&lt;/sanfonasecaocabecalho&gt;</w:t>
-      </w:r>
-    </w:p>
-    <w:p>
-      <w:pPr>
-        <w:rPr/>
-      </w:pPr>
-      <w:r>
-        <w:rPr>
-          <w:rtl w:val="0"/>
-        </w:rPr>
-        <w:t xml:space="preserve">    &lt;sanfonasecaocorpo&gt;conteúdo sanfona 2&lt;/sanfonasecaocorpo&gt;</w:t>
+        <w:t xml:space="preserve">&lt;citacao&gt;texto&lt;/citasfcao&gt;</w:t>
+      </w:r>
+    </w:p>
+    <w:p>
+      <w:pPr>
+        <w:keepNext w:val="0"/>
+        <w:keepLines w:val="0"/>
+        <w:pageBreakBefore w:val="0"/>
+        <w:widowControl w:val="1"/>
+        <w:pBdr>
+          <w:top w:space="0" w:sz="0" w:val="nil"/>
+          <w:left w:space="0" w:sz="0" w:val="nil"/>
+          <w:bottom w:space="0" w:sz="0" w:val="nil"/>
+          <w:right w:space="0" w:sz="0" w:val="nil"/>
+          <w:between w:space="0" w:sz="0" w:val="nil"/>
+        </w:pBdr>
+        <w:shd w:fill="auto" w:val="clear"/>
+        <w:spacing w:after="0" w:before="0" w:line="276" w:lineRule="auto"/>
+        <w:ind w:left="0" w:right="0" w:firstLine="0"/>
+        <w:jc w:val="left"/>
+        <w:rPr/>
+      </w:pPr>
+      <w:r>
+        <w:rPr>
+          <w:rtl w:val="0"/>
+        </w:rPr>
+      </w:r>
+    </w:p>
+    <w:p>
+      <w:pPr>
+        <w:rPr/>
+      </w:pPr>
+      <w:r>
+        <w:rPr>
+          <w:rtl w:val="0"/>
+        </w:rPr>
+        <w:t xml:space="preserve">&lt;atencao&gt;texto&lt;/atensdfcao&gt;</w:t>
+      </w:r>
+    </w:p>
+    <w:p>
+      <w:pPr>
+        <w:rPr/>
+      </w:pPr>
+      <w:r>
+        <w:rPr>
+          <w:rtl w:val="0"/>
+        </w:rPr>
+      </w:r>
+    </w:p>
+    <w:p>
+      <w:pPr>
+        <w:rPr/>
+      </w:pPr>
+      <w:r>
+        <w:rPr>
+          <w:rtl w:val="0"/>
+        </w:rPr>
+      </w:r>
+    </w:p>
+    <w:p>
+      <w:pPr>
+        <w:rPr/>
+      </w:pPr>
+      <w:r>
+        <w:rPr>
+          <w:rtl w:val="0"/>
+        </w:rPr>
+        <w:t xml:space="preserve">  &lt;carrosselslide&gt;conteúdo&lt;/carrosselslide&gt;</w:t>
+      </w:r>
+    </w:p>
+    <w:p>
+      <w:pPr>
+        <w:rPr/>
+      </w:pPr>
+      <w:r>
+        <w:rPr>
+          <w:rtl w:val="0"/>
+        </w:rPr>
+        <w:t xml:space="preserve">  &lt;carrosselslide&gt;conteúdo&lt;/carrosselslide&gt;</w:t>
+      </w:r>
+    </w:p>
+    <w:p>
+      <w:pPr>
+        <w:rPr/>
+      </w:pPr>
+      <w:r>
+        <w:rPr>
+          <w:rtl w:val="0"/>
+        </w:rPr>
+        <w:t xml:space="preserve">&lt;/carrossel&gt;</w:t>
+      </w:r>
+    </w:p>
+    <w:p>
+      <w:pPr>
+        <w:rPr/>
+      </w:pPr>
+      <w:r>
+        <w:rPr>
+          <w:rtl w:val="0"/>
+        </w:rPr>
+      </w:r>
+    </w:p>
+    <w:p>
+      <w:pPr>
+        <w:rPr/>
+      </w:pPr>
+      <w:r>
+        <w:rPr>
+          <w:rtl w:val="0"/>
+        </w:rPr>
+      </w:r>
+    </w:p>
+    <w:p>
+      <w:pPr>
+        <w:rPr/>
+      </w:pPr>
+      <w:r>
+        <w:rPr>
+          <w:rtl w:val="0"/>
+        </w:rPr>
+        <w:t xml:space="preserve">    &lt;sanfonasecaocabecalho&gt;título&lt;/sanfonasecaocabecalho&gt;</w:t>
+      </w:r>
+    </w:p>
+    <w:p>
+      <w:pPr>
+        <w:rPr/>
+      </w:pPr>
+      <w:r>
+        <w:rPr>
+          <w:rtl w:val="0"/>
+        </w:rPr>
+        <w:t xml:space="preserve">    &lt;sanfonasecaocorpo&gt;conteúdo&lt;/sanfonasecaocorpo&gt;</w:t>
+      </w:r>
+    </w:p>
+    <w:p>
+      <w:pPr>
+        <w:rPr/>
+      </w:pPr>
+      <w:r>
+        <w:rPr>
+          <w:rtl w:val="0"/>
+        </w:rPr>
+        <w:t xml:space="preserve">  &lt;/sanfonasecao&gt;</w:t>
       </w:r>
     </w:p>
     <w:p>
@@ -259,17 +184,7 @@
         <w:rPr>
           <w:rtl w:val="0"/>
         </w:rPr>
-      </w:r>
-    </w:p>
-    <w:p>
-      <w:pPr>
-        <w:rPr/>
-      </w:pPr>
-      <w:r>
-        <w:rPr>
-          <w:rtl w:val="0"/>
-        </w:rPr>
-        <w:t xml:space="preserve">  &lt;flipcard&gt;</w:t>
+        <w:t xml:space="preserve">&lt;flipcards&gt;</w:t>
       </w:r>
     </w:p>
     <w:p>
@@ -291,7 +206,7 @@
         <w:rPr>
           <w:rtl w:val="0"/>
         </w:rPr>
-        <w:t xml:space="preserve">    &lt;flipcardback&gt;verso&lt;/flipcardbacck&gt;</w:t>
+        <w:t xml:space="preserve">    &lt;flipcardback&gt;verso&lt;/flipcardback&gt;</w:t>
       </w:r>
     </w:p>
     <w:p>

--- a/examples/aula.docx
+++ b/examples/aula.docx
@@ -46,27 +46,28 @@
         <w:rPr>
           <w:rtl w:val="0"/>
         </w:rPr>
-        <w:t xml:space="preserve">&lt;atencao&gt;texto&lt;/atensdfcao&gt;</w:t>
-      </w:r>
-    </w:p>
-    <w:p>
-      <w:pPr>
-        <w:rPr/>
-      </w:pPr>
-      <w:r>
-        <w:rPr>
-          <w:rtl w:val="0"/>
-        </w:rPr>
-      </w:r>
-    </w:p>
-    <w:p>
-      <w:pPr>
-        <w:rPr/>
-      </w:pPr>
-      <w:r>
-        <w:rPr>
-          <w:rtl w:val="0"/>
-        </w:rPr>
+        <w:t xml:space="preserve">&lt;atenção&gt;texto&lt;/atencao&gt;</w:t>
+      </w:r>
+    </w:p>
+    <w:p>
+      <w:pPr>
+        <w:rPr/>
+      </w:pPr>
+      <w:r>
+        <w:rPr>
+          <w:rtl w:val="0"/>
+        </w:rPr>
+      </w:r>
+    </w:p>
+    <w:p>
+      <w:pPr>
+        <w:rPr/>
+      </w:pPr>
+      <w:r>
+        <w:rPr>
+          <w:rtl w:val="0"/>
+        </w:rPr>
+        <w:t xml:space="preserve">&lt;carrossel&gt;</w:t>
       </w:r>
     </w:p>
     <w:p>

--- a/examples/aula.docx
+++ b/examples/aula.docx
@@ -10,139 +10,381 @@
         <w:rPr>
           <w:rtl w:val="0"/>
         </w:rPr>
-        <w:t xml:space="preserve">&lt;citacao&gt;texto&lt;/citasfcao&gt;</w:t>
-      </w:r>
-    </w:p>
-    <w:p>
-      <w:pPr>
-        <w:keepNext w:val="0"/>
-        <w:keepLines w:val="0"/>
-        <w:pageBreakBefore w:val="0"/>
-        <w:widowControl w:val="1"/>
-        <w:pBdr>
-          <w:top w:space="0" w:sz="0" w:val="nil"/>
-          <w:left w:space="0" w:sz="0" w:val="nil"/>
-          <w:bottom w:space="0" w:sz="0" w:val="nil"/>
-          <w:right w:space="0" w:sz="0" w:val="nil"/>
-          <w:between w:space="0" w:sz="0" w:val="nil"/>
-        </w:pBdr>
-        <w:shd w:fill="auto" w:val="clear"/>
-        <w:spacing w:after="0" w:before="0" w:line="276" w:lineRule="auto"/>
-        <w:ind w:left="0" w:right="0" w:firstLine="0"/>
-        <w:jc w:val="left"/>
-        <w:rPr/>
-      </w:pPr>
-      <w:r>
-        <w:rPr>
-          <w:rtl w:val="0"/>
-        </w:rPr>
-      </w:r>
-    </w:p>
-    <w:p>
-      <w:pPr>
-        <w:rPr/>
-      </w:pPr>
-      <w:r>
-        <w:rPr>
-          <w:rtl w:val="0"/>
-        </w:rPr>
-        <w:t xml:space="preserve">&lt;atenção&gt;texto&lt;/atencao&gt;</w:t>
-      </w:r>
-    </w:p>
-    <w:p>
-      <w:pPr>
-        <w:rPr/>
-      </w:pPr>
-      <w:r>
-        <w:rPr>
-          <w:rtl w:val="0"/>
-        </w:rPr>
-      </w:r>
-    </w:p>
-    <w:p>
-      <w:pPr>
-        <w:rPr/>
-      </w:pPr>
-      <w:r>
-        <w:rPr>
-          <w:rtl w:val="0"/>
-        </w:rPr>
-        <w:t xml:space="preserve">&lt;carrossel&gt;</w:t>
-      </w:r>
-    </w:p>
-    <w:p>
-      <w:pPr>
-        <w:rPr/>
-      </w:pPr>
-      <w:r>
-        <w:rPr>
-          <w:rtl w:val="0"/>
-        </w:rPr>
-        <w:t xml:space="preserve">  &lt;carrosselslide&gt;conteúdo&lt;/carrosselslide&gt;</w:t>
-      </w:r>
-    </w:p>
-    <w:p>
-      <w:pPr>
-        <w:rPr/>
-      </w:pPr>
-      <w:r>
-        <w:rPr>
-          <w:rtl w:val="0"/>
-        </w:rPr>
-        <w:t xml:space="preserve">  &lt;carrosselslide&gt;conteúdo&lt;/carrosselslide&gt;</w:t>
-      </w:r>
-    </w:p>
-    <w:p>
-      <w:pPr>
-        <w:rPr/>
-      </w:pPr>
-      <w:r>
-        <w:rPr>
-          <w:rtl w:val="0"/>
-        </w:rPr>
-        <w:t xml:space="preserve">&lt;/carrossel&gt;</w:t>
-      </w:r>
-    </w:p>
-    <w:p>
-      <w:pPr>
-        <w:rPr/>
-      </w:pPr>
-      <w:r>
-        <w:rPr>
-          <w:rtl w:val="0"/>
-        </w:rPr>
-      </w:r>
-    </w:p>
-    <w:p>
-      <w:pPr>
-        <w:rPr/>
-      </w:pPr>
-      <w:r>
-        <w:rPr>
-          <w:rtl w:val="0"/>
-        </w:rPr>
-      </w:r>
-    </w:p>
-    <w:p>
-      <w:pPr>
-        <w:rPr/>
-      </w:pPr>
-      <w:r>
-        <w:rPr>
-          <w:rtl w:val="0"/>
-        </w:rPr>
-        <w:t xml:space="preserve">    &lt;sanfonasecaocabecalho&gt;título&lt;/sanfonasecaocabecalho&gt;</w:t>
-      </w:r>
-    </w:p>
-    <w:p>
-      <w:pPr>
-        <w:rPr/>
-      </w:pPr>
-      <w:r>
-        <w:rPr>
-          <w:rtl w:val="0"/>
-        </w:rPr>
-        <w:t xml:space="preserve">    &lt;sanfonasecaocorpo&gt;conteúdo&lt;/sanfonasecaocorpo&gt;</w:t>
+        <w:t xml:space="preserve"> &lt;topico&gt;                                                                                                                                            </w:t>
+      </w:r>
+    </w:p>
+    <w:p>
+      <w:pPr>
+        <w:rPr/>
+      </w:pPr>
+      <w:r>
+        <w:rPr>
+          <w:rtl w:val="0"/>
+        </w:rPr>
+        <w:t xml:space="preserve">  &lt;topicotitulo&gt;Tópico 1 — Aprendizagem Colaborativa&lt;/topicotitulo&gt;                                                                                   </w:t>
+      </w:r>
+    </w:p>
+    <w:p>
+      <w:pPr>
+        <w:rPr/>
+      </w:pPr>
+      <w:r>
+        <w:rPr>
+          <w:rtl w:val="0"/>
+        </w:rPr>
+        <w:t xml:space="preserve">                                                                                                                                                      </w:t>
+      </w:r>
+    </w:p>
+    <w:p>
+      <w:pPr>
+        <w:rPr/>
+      </w:pPr>
+      <w:r>
+        <w:rPr>
+          <w:rtl w:val="0"/>
+        </w:rPr>
+        <w:t xml:space="preserve">  &lt;topo&gt;                                                                                                                                              </w:t>
+      </w:r>
+    </w:p>
+    <w:p>
+      <w:pPr>
+        <w:rPr/>
+      </w:pPr>
+      <w:r>
+        <w:rPr>
+          <w:rtl w:val="0"/>
+        </w:rPr>
+        <w:t xml:space="preserve">  &lt;titulotopico&gt;Módulo 1&lt;/titulotopico&gt;                                                                                                               </w:t>
+      </w:r>
+    </w:p>
+    <w:p>
+      <w:pPr>
+        <w:rPr/>
+      </w:pPr>
+      <w:r>
+        <w:rPr>
+          <w:rtl w:val="0"/>
+        </w:rPr>
+        <w:t xml:space="preserve">  &lt;tituloaula&gt;Aprendizagem Colaborativa na Prática&lt;/tituloaula&gt;                                                                                       </w:t>
+      </w:r>
+    </w:p>
+    <w:p>
+      <w:pPr>
+        <w:rPr/>
+      </w:pPr>
+      <w:r>
+        <w:rPr>
+          <w:rtl w:val="0"/>
+        </w:rPr>
+        <w:t xml:space="preserve">  &lt;/topo&gt;</w:t>
+      </w:r>
+    </w:p>
+    <w:p>
+      <w:pPr>
+        <w:rPr/>
+      </w:pPr>
+      <w:r>
+        <w:rPr>
+          <w:rtl w:val="0"/>
+        </w:rPr>
+        <w:t xml:space="preserve">&lt;secao&gt;                                                                                                                                                     </w:t>
+      </w:r>
+    </w:p>
+    <w:p>
+      <w:pPr>
+        <w:rPr/>
+      </w:pPr>
+      <w:r>
+        <w:rPr>
+          <w:rtl w:val="0"/>
+        </w:rPr>
+        <w:t xml:space="preserve"> A aprendizagem colaborativa é uma abordagem pedagógica em que estudantes trabalham juntos para alcançar objetivos comuns.                           </w:t>
+      </w:r>
+    </w:p>
+    <w:p>
+      <w:pPr>
+        <w:rPr/>
+      </w:pPr>
+      <w:r>
+        <w:rPr>
+          <w:rtl w:val="0"/>
+        </w:rPr>
+        <w:t xml:space="preserve">   </w:t>
+      </w:r>
+    </w:p>
+    <w:p>
+      <w:pPr>
+        <w:rPr/>
+      </w:pPr>
+      <w:r>
+        <w:rPr>
+          <w:rtl w:val="0"/>
+        </w:rPr>
+        <w:t xml:space="preserve">  &lt;citacao&gt;                                                                                                                                           </w:t>
+      </w:r>
+    </w:p>
+    <w:p>
+      <w:pPr>
+        <w:rPr/>
+      </w:pPr>
+      <w:r>
+        <w:rPr>
+          <w:rtl w:val="0"/>
+        </w:rPr>
+        <w:t xml:space="preserve">  "Ninguém educa ninguém, ninguém educa a si mesmo, os homens se educam entre si, mediatizados pelo mundo." — Paulo Freire</w:t>
+      </w:r>
+    </w:p>
+    <w:p>
+      <w:pPr>
+        <w:rPr/>
+      </w:pPr>
+      <w:r>
+        <w:rPr>
+          <w:rtl w:val="0"/>
+        </w:rPr>
+        <w:t xml:space="preserve">  &lt;/citacao&gt;                                                                                                                                          </w:t>
+      </w:r>
+    </w:p>
+    <w:p>
+      <w:pPr>
+        <w:rPr/>
+      </w:pPr>
+      <w:r>
+        <w:rPr>
+          <w:rtl w:val="0"/>
+        </w:rPr>
+        <w:t xml:space="preserve">                                                            </w:t>
+      </w:r>
+    </w:p>
+    <w:p>
+      <w:pPr>
+        <w:rPr/>
+      </w:pPr>
+      <w:r>
+        <w:rPr>
+          <w:rtl w:val="0"/>
+        </w:rPr>
+        <w:t xml:space="preserve">  &lt;atencao&gt;                                                                                                                                           </w:t>
+      </w:r>
+    </w:p>
+    <w:p>
+      <w:pPr>
+        <w:rPr/>
+      </w:pPr>
+      <w:r>
+        <w:rPr>
+          <w:rtl w:val="0"/>
+        </w:rPr>
+        <w:t xml:space="preserve">  A aprendizagem colaborativa exige planejamento intencional e mediação ativa do professor durante todo o processo.</w:t>
+      </w:r>
+    </w:p>
+    <w:p>
+      <w:pPr>
+        <w:rPr/>
+      </w:pPr>
+      <w:r>
+        <w:rPr>
+          <w:rtl w:val="0"/>
+        </w:rPr>
+        <w:t xml:space="preserve">  &lt;/atencao&gt;                                                                                                                                          </w:t>
+      </w:r>
+    </w:p>
+    <w:p>
+      <w:pPr>
+        <w:rPr/>
+      </w:pPr>
+      <w:r>
+        <w:rPr>
+          <w:rtl w:val="0"/>
+        </w:rPr>
+        <w:t xml:space="preserve">   </w:t>
+      </w:r>
+    </w:p>
+    <w:p>
+      <w:pPr>
+        <w:rPr/>
+      </w:pPr>
+      <w:r>
+        <w:rPr>
+          <w:rtl w:val="0"/>
+        </w:rPr>
+        <w:t xml:space="preserve">  &lt;carrossel&gt;                                                                                                                                         </w:t>
+      </w:r>
+    </w:p>
+    <w:p>
+      <w:pPr>
+        <w:rPr/>
+      </w:pPr>
+      <w:r>
+        <w:rPr>
+          <w:rtl w:val="0"/>
+        </w:rPr>
+        <w:t xml:space="preserve">  &lt;carrosselslide&gt;                                          </w:t>
+      </w:r>
+    </w:p>
+    <w:p>
+      <w:pPr>
+        <w:rPr/>
+      </w:pPr>
+      <w:r>
+        <w:rPr>
+          <w:rtl w:val="0"/>
+        </w:rPr>
+        <w:t xml:space="preserve">  O que é aprendizagem colaborativa? É uma abordagem em que grupos de estudantes trabalham juntos para resolver problemas e construir conhecimento.</w:t>
+      </w:r>
+    </w:p>
+    <w:p>
+      <w:pPr>
+        <w:rPr/>
+      </w:pPr>
+      <w:r>
+        <w:rPr>
+          <w:rtl w:val="0"/>
+        </w:rPr>
+        <w:t xml:space="preserve">  &lt;/carrosselslide&gt;                                                                                                                                   </w:t>
+      </w:r>
+    </w:p>
+    <w:p>
+      <w:pPr>
+        <w:rPr/>
+      </w:pPr>
+      <w:r>
+        <w:rPr>
+          <w:rtl w:val="0"/>
+        </w:rPr>
+        <w:t xml:space="preserve">  &lt;carrosselslide&gt;</w:t>
+      </w:r>
+    </w:p>
+    <w:p>
+      <w:pPr>
+        <w:rPr/>
+      </w:pPr>
+      <w:r>
+        <w:rPr>
+          <w:rtl w:val="0"/>
+        </w:rPr>
+        <w:t xml:space="preserve">  Quais são os benefícios? Desenvolve habilidades socioemocionais, pensamento crítico e senso de responsabilidade coletiva.                           </w:t>
+      </w:r>
+    </w:p>
+    <w:p>
+      <w:pPr>
+        <w:rPr/>
+      </w:pPr>
+      <w:r>
+        <w:rPr>
+          <w:rtl w:val="0"/>
+        </w:rPr>
+        <w:t xml:space="preserve">  &lt;/carrosselslide&gt;                                                                                                                                   </w:t>
+      </w:r>
+    </w:p>
+    <w:p>
+      <w:pPr>
+        <w:rPr/>
+      </w:pPr>
+      <w:r>
+        <w:rPr>
+          <w:rtl w:val="0"/>
+        </w:rPr>
+        <w:t xml:space="preserve">  &lt;carrosselslide&gt;</w:t>
+      </w:r>
+    </w:p>
+    <w:p>
+      <w:pPr>
+        <w:rPr/>
+      </w:pPr>
+      <w:r>
+        <w:rPr>
+          <w:rtl w:val="0"/>
+        </w:rPr>
+        <w:t xml:space="preserve">  Como implementar? Forme grupos heterogêneos, defina papéis claros e proponha desafios que exijam cooperação genuína.                                </w:t>
+      </w:r>
+    </w:p>
+    <w:p>
+      <w:pPr>
+        <w:rPr/>
+      </w:pPr>
+      <w:r>
+        <w:rPr>
+          <w:rtl w:val="0"/>
+        </w:rPr>
+        <w:t xml:space="preserve">  &lt;/carrosselslide&gt;                                                                                                                                   </w:t>
+      </w:r>
+    </w:p>
+    <w:p>
+      <w:pPr>
+        <w:rPr/>
+      </w:pPr>
+      <w:r>
+        <w:rPr>
+          <w:rtl w:val="0"/>
+        </w:rPr>
+        <w:t xml:space="preserve">  &lt;/carrossel&gt;</w:t>
+      </w:r>
+    </w:p>
+    <w:p>
+      <w:pPr>
+        <w:rPr/>
+      </w:pPr>
+      <w:r>
+        <w:rPr>
+          <w:rtl w:val="0"/>
+        </w:rPr>
+        <w:t xml:space="preserve">                                                                                                                                                      </w:t>
+      </w:r>
+    </w:p>
+    <w:p>
+      <w:pPr>
+        <w:rPr/>
+      </w:pPr>
+      <w:r>
+        <w:rPr>
+          <w:rtl w:val="0"/>
+        </w:rPr>
+        <w:t xml:space="preserve">  &lt;sanfona&gt;                                                                                                                                           </w:t>
+      </w:r>
+    </w:p>
+    <w:p>
+      <w:pPr>
+        <w:rPr/>
+      </w:pPr>
+      <w:r>
+        <w:rPr>
+          <w:rtl w:val="0"/>
+        </w:rPr>
+        <w:t xml:space="preserve">  &lt;sanfonasecao&gt;</w:t>
+      </w:r>
+    </w:p>
+    <w:p>
+      <w:pPr>
+        <w:rPr/>
+      </w:pPr>
+      <w:r>
+        <w:rPr>
+          <w:rtl w:val="0"/>
+        </w:rPr>
+        <w:t xml:space="preserve">  &lt;sanfonasecaocabecalho&gt;O papel do professor&lt;/sanfonasecaocabecalho&gt;                                                                                 </w:t>
+      </w:r>
+    </w:p>
+    <w:p>
+      <w:pPr>
+        <w:rPr/>
+      </w:pPr>
+      <w:r>
+        <w:rPr>
+          <w:rtl w:val="0"/>
+        </w:rPr>
+        <w:t xml:space="preserve">  &lt;sanfonasecaocorpo&gt;O professor atua como mediador, criando situações que estimulem a troca entre os estudantes e intervindo quando necessário para</w:t>
+      </w:r>
+    </w:p>
+    <w:p>
+      <w:pPr>
+        <w:rPr/>
+      </w:pPr>
+      <w:r>
+        <w:rPr>
+          <w:rtl w:val="0"/>
+        </w:rPr>
+        <w:t xml:space="preserve">  qualificar as discussões.&lt;/sanfonasecaocorpo&gt;                                                                                                       </w:t>
       </w:r>
     </w:p>
     <w:p>
@@ -164,72 +406,1134 @@
         <w:rPr>
           <w:rtl w:val="0"/>
         </w:rPr>
-        <w:t xml:space="preserve">&lt;/sanfona&gt;</w:t>
-      </w:r>
-    </w:p>
-    <w:p>
-      <w:pPr>
-        <w:rPr/>
-      </w:pPr>
-      <w:r>
-        <w:rPr>
-          <w:rtl w:val="0"/>
-        </w:rPr>
-      </w:r>
-    </w:p>
-    <w:p>
-      <w:pPr>
-        <w:rPr/>
-      </w:pPr>
-      <w:r>
-        <w:rPr>
-          <w:rtl w:val="0"/>
-        </w:rPr>
-        <w:t xml:space="preserve">&lt;flipcards&gt;</w:t>
-      </w:r>
-    </w:p>
-    <w:p>
-      <w:pPr>
-        <w:rPr/>
-      </w:pPr>
-      <w:r>
-        <w:rPr>
-          <w:rtl w:val="0"/>
-        </w:rPr>
-        <w:t xml:space="preserve">    &lt;flipcardfront&gt;frente&lt;/flipcardfront&gt;</w:t>
-      </w:r>
-    </w:p>
-    <w:p>
-      <w:pPr>
-        <w:rPr/>
-      </w:pPr>
-      <w:r>
-        <w:rPr>
-          <w:rtl w:val="0"/>
-        </w:rPr>
-        <w:t xml:space="preserve">    &lt;flipcardback&gt;verso&lt;/flipcardback&gt;</w:t>
-      </w:r>
-    </w:p>
-    <w:p>
-      <w:pPr>
-        <w:rPr/>
-      </w:pPr>
-      <w:r>
-        <w:rPr>
-          <w:rtl w:val="0"/>
-        </w:rPr>
-        <w:t xml:space="preserve">  &lt;/flipcard&gt;</w:t>
-      </w:r>
-    </w:p>
-    <w:p>
-      <w:pPr>
-        <w:rPr/>
-      </w:pPr>
-      <w:r>
-        <w:rPr>
-          <w:rtl w:val="0"/>
-        </w:rPr>
-        <w:t xml:space="preserve">&lt;/flipcards&gt;</w:t>
+        <w:t xml:space="preserve">  &lt;sanfonasecao&gt;                                                                                                                                      </w:t>
+      </w:r>
+    </w:p>
+    <w:p>
+      <w:pPr>
+        <w:rPr/>
+      </w:pPr>
+      <w:r>
+        <w:rPr>
+          <w:rtl w:val="0"/>
+        </w:rPr>
+        <w:t xml:space="preserve">  &lt;sanfonasecaocabecalho&gt;O papel dos estudantes&lt;/sanfonasecaocabecalho&gt;</w:t>
+      </w:r>
+    </w:p>
+    <w:p>
+      <w:pPr>
+        <w:rPr/>
+      </w:pPr>
+      <w:r>
+        <w:rPr>
+          <w:rtl w:val="0"/>
+        </w:rPr>
+        <w:t xml:space="preserve">  &lt;sanfonasecaocorpo&gt;Os estudantes assumem protagonismo, contribuem com suas perspectivas e aprendem com os pares, desenvolvendo autonomia e</w:t>
+      </w:r>
+    </w:p>
+    <w:p>
+      <w:pPr>
+        <w:rPr/>
+      </w:pPr>
+      <w:r>
+        <w:rPr>
+          <w:rtl w:val="0"/>
+        </w:rPr>
+        <w:t xml:space="preserve">  responsabilidade.&lt;/sanfonasecaocorpo&gt;                                                                                                               </w:t>
+      </w:r>
+    </w:p>
+    <w:p>
+      <w:pPr>
+        <w:rPr/>
+      </w:pPr>
+      <w:r>
+        <w:rPr>
+          <w:rtl w:val="0"/>
+        </w:rPr>
+        <w:t xml:space="preserve">  &lt;/sanfonasecao&gt;</w:t>
+      </w:r>
+    </w:p>
+    <w:p>
+      <w:pPr>
+        <w:rPr/>
+      </w:pPr>
+      <w:r>
+        <w:rPr>
+          <w:rtl w:val="0"/>
+        </w:rPr>
+        <w:t xml:space="preserve">  &lt;sanfonasecao&gt;                                                                                                                                      </w:t>
+      </w:r>
+    </w:p>
+    <w:p>
+      <w:pPr>
+        <w:rPr/>
+      </w:pPr>
+      <w:r>
+        <w:rPr>
+          <w:rtl w:val="0"/>
+        </w:rPr>
+        <w:t xml:space="preserve">  &lt;sanfonasecaocabecalho&gt;Avaliação coletiva&lt;/sanfonasecaocabecalho&gt;</w:t>
+      </w:r>
+    </w:p>
+    <w:p>
+      <w:pPr>
+        <w:rPr/>
+      </w:pPr>
+      <w:r>
+        <w:rPr>
+          <w:rtl w:val="0"/>
+        </w:rPr>
+        <w:t xml:space="preserve">  &lt;sanfonasecaocorpo&gt;A avaliação deve considerar tanto o produto final do grupo quanto o processo de colaboração, valorizando a participação de cada  </w:t>
+      </w:r>
+    </w:p>
+    <w:p>
+      <w:pPr>
+        <w:rPr/>
+      </w:pPr>
+      <w:r>
+        <w:rPr>
+          <w:rtl w:val="0"/>
+        </w:rPr>
+        <w:t xml:space="preserve">  membro.&lt;/sanfonasecaocorpo&gt;                                                                                                                         </w:t>
+      </w:r>
+    </w:p>
+    <w:p>
+      <w:pPr>
+        <w:rPr/>
+      </w:pPr>
+      <w:r>
+        <w:rPr>
+          <w:rtl w:val="0"/>
+        </w:rPr>
+        <w:t xml:space="preserve">  &lt;/sanfonasecao&gt;</w:t>
+      </w:r>
+    </w:p>
+    <w:p>
+      <w:pPr>
+        <w:rPr/>
+      </w:pPr>
+      <w:r>
+        <w:rPr>
+          <w:rtl w:val="0"/>
+        </w:rPr>
+        <w:t xml:space="preserve">  &lt;/sanfona&gt;                                                                                                                                          </w:t>
+      </w:r>
+    </w:p>
+    <w:p>
+      <w:pPr>
+        <w:rPr/>
+      </w:pPr>
+      <w:r>
+        <w:rPr>
+          <w:rtl w:val="0"/>
+        </w:rPr>
+        <w:t xml:space="preserve">                                                            </w:t>
+      </w:r>
+    </w:p>
+    <w:p>
+      <w:pPr>
+        <w:rPr/>
+      </w:pPr>
+      <w:r>
+        <w:rPr>
+          <w:rtl w:val="0"/>
+        </w:rPr>
+        <w:t xml:space="preserve">  &lt;flipcards&gt;</w:t>
+      </w:r>
+    </w:p>
+    <w:p>
+      <w:pPr>
+        <w:rPr/>
+      </w:pPr>
+      <w:r>
+        <w:rPr>
+          <w:rtl w:val="0"/>
+        </w:rPr>
+        <w:t xml:space="preserve">  &lt;flipcard&gt;</w:t>
+      </w:r>
+    </w:p>
+    <w:p>
+      <w:pPr>
+        <w:rPr/>
+      </w:pPr>
+      <w:r>
+        <w:rPr>
+          <w:rtl w:val="0"/>
+        </w:rPr>
+        <w:t xml:space="preserve">  &lt;flipcardfront&gt;Interdependência positiva&lt;/flipcardfront&gt;</w:t>
+      </w:r>
+    </w:p>
+    <w:p>
+      <w:pPr>
+        <w:rPr/>
+      </w:pPr>
+      <w:r>
+        <w:rPr>
+          <w:rtl w:val="0"/>
+        </w:rPr>
+        <w:t xml:space="preserve">  &lt;flipcardback&gt;Cada membro do grupo precisa do outro para alcançar o objetivo. O sucesso individual depende do sucesso coletivo.&lt;/flipcardback&gt;</w:t>
+      </w:r>
+    </w:p>
+    <w:p>
+      <w:pPr>
+        <w:rPr/>
+      </w:pPr>
+      <w:r>
+        <w:rPr>
+          <w:rtl w:val="0"/>
+        </w:rPr>
+        <w:t xml:space="preserve">  &lt;/flipcard&gt;                                                                                                                                         </w:t>
+      </w:r>
+    </w:p>
+    <w:p>
+      <w:pPr>
+        <w:rPr/>
+      </w:pPr>
+      <w:r>
+        <w:rPr>
+          <w:rtl w:val="0"/>
+        </w:rPr>
+        <w:t xml:space="preserve">  &lt;flipcard&gt;                                                                                                                                          </w:t>
+      </w:r>
+    </w:p>
+    <w:p>
+      <w:pPr>
+        <w:rPr/>
+      </w:pPr>
+      <w:r>
+        <w:rPr>
+          <w:rtl w:val="0"/>
+        </w:rPr>
+        <w:t xml:space="preserve">  &lt;flipcardfront&gt;Responsabilidade individual&lt;/flipcardfront&gt;                                                                                          </w:t>
+      </w:r>
+    </w:p>
+    <w:p>
+      <w:pPr>
+        <w:rPr/>
+      </w:pPr>
+      <w:r>
+        <w:rPr>
+          <w:rtl w:val="0"/>
+        </w:rPr>
+        <w:t xml:space="preserve">  &lt;flipcardback&gt;Cada estudante é responsável por sua contribuição. O grupo não substitui o aprendizado de ninguém.&lt;/flipcardback&gt;                     </w:t>
+      </w:r>
+    </w:p>
+    <w:p>
+      <w:pPr>
+        <w:rPr/>
+      </w:pPr>
+      <w:r>
+        <w:rPr>
+          <w:rtl w:val="0"/>
+        </w:rPr>
+        <w:t xml:space="preserve">  &lt;/flipcard&gt;                                                                                                                                         </w:t>
+      </w:r>
+    </w:p>
+    <w:p>
+      <w:pPr>
+        <w:rPr/>
+      </w:pPr>
+      <w:r>
+        <w:rPr>
+          <w:rtl w:val="0"/>
+        </w:rPr>
+        <w:t xml:space="preserve">  &lt;flipcard&gt;</w:t>
+      </w:r>
+    </w:p>
+    <w:p>
+      <w:pPr>
+        <w:rPr/>
+      </w:pPr>
+      <w:r>
+        <w:rPr>
+          <w:rtl w:val="0"/>
+        </w:rPr>
+        <w:t xml:space="preserve">  &lt;flipcardfront&gt;Interação promotora&lt;/flipcardfront&gt;                                                                                                  </w:t>
+      </w:r>
+    </w:p>
+    <w:p>
+      <w:pPr>
+        <w:rPr/>
+      </w:pPr>
+      <w:r>
+        <w:rPr>
+          <w:rtl w:val="0"/>
+        </w:rPr>
+        <w:t xml:space="preserve">  &lt;flipcardback&gt;Os estudantes se encorajam mutuamente, compartilham recursos e explicam conceitos uns aos outros.&lt;/flipcardback&gt;                      </w:t>
+      </w:r>
+    </w:p>
+    <w:p>
+      <w:pPr>
+        <w:rPr/>
+      </w:pPr>
+      <w:r>
+        <w:rPr>
+          <w:rtl w:val="0"/>
+        </w:rPr>
+        <w:t xml:space="preserve">  &lt;/flipcard&gt;                                                                                                                                         </w:t>
+      </w:r>
+    </w:p>
+    <w:p>
+      <w:pPr>
+        <w:rPr/>
+      </w:pPr>
+      <w:r>
+        <w:rPr>
+          <w:rtl w:val="0"/>
+        </w:rPr>
+        <w:t xml:space="preserve">  &lt;/flipcards&gt;                                                                                                                                        </w:t>
+      </w:r>
+    </w:p>
+    <w:p>
+      <w:pPr>
+        <w:rPr/>
+      </w:pPr>
+      <w:r>
+        <w:rPr>
+          <w:rtl w:val="0"/>
+        </w:rPr>
+        <w:t xml:space="preserve">                                                                                                                                                      </w:t>
+      </w:r>
+    </w:p>
+    <w:p>
+      <w:pPr>
+        <w:rPr/>
+      </w:pPr>
+      <w:r>
+        <w:rPr>
+          <w:rtl w:val="0"/>
+        </w:rPr>
+        <w:t xml:space="preserve">  &lt;videoplayer&gt;https://player.vimeo.com/video/123456789&lt;/videoplayer&gt;</w:t>
+      </w:r>
+    </w:p>
+    <w:p>
+      <w:pPr>
+        <w:rPr/>
+      </w:pPr>
+      <w:r>
+        <w:rPr>
+          <w:rtl w:val="0"/>
+        </w:rPr>
+      </w:r>
+    </w:p>
+    <w:p>
+      <w:pPr>
+        <w:rPr/>
+      </w:pPr>
+      <w:r>
+        <w:rPr>
+          <w:rtl w:val="0"/>
+        </w:rPr>
+        <w:t xml:space="preserve">  &lt;listachek&gt;                                                                                                                                         </w:t>
+      </w:r>
+    </w:p>
+    <w:p>
+      <w:pPr>
+        <w:numPr>
+          <w:ilvl w:val="0"/>
+          <w:numId w:val="2"/>
+        </w:numPr>
+        <w:ind w:left="720" w:hanging="360"/>
+        <w:rPr>
+          <w:u w:val="none"/>
+        </w:rPr>
+      </w:pPr>
+      <w:r>
+        <w:rPr>
+          <w:rtl w:val="0"/>
+        </w:rPr>
+        <w:t xml:space="preserve">  Organizar grupos heterogêneos com perfis complementares                                                                                             </w:t>
+      </w:r>
+    </w:p>
+    <w:p>
+      <w:pPr>
+        <w:numPr>
+          <w:ilvl w:val="0"/>
+          <w:numId w:val="2"/>
+        </w:numPr>
+        <w:ind w:left="720" w:hanging="360"/>
+        <w:rPr>
+          <w:u w:val="none"/>
+        </w:rPr>
+      </w:pPr>
+      <w:r>
+        <w:rPr>
+          <w:rtl w:val="0"/>
+        </w:rPr>
+        <w:t xml:space="preserve">  Definir papéis claros para cada membro do grupo                                                                                                     </w:t>
+      </w:r>
+    </w:p>
+    <w:p>
+      <w:pPr>
+        <w:numPr>
+          <w:ilvl w:val="0"/>
+          <w:numId w:val="2"/>
+        </w:numPr>
+        <w:ind w:left="720" w:hanging="360"/>
+        <w:rPr>
+          <w:u w:val="none"/>
+        </w:rPr>
+      </w:pPr>
+      <w:r>
+        <w:rPr>
+          <w:rtl w:val="0"/>
+        </w:rPr>
+        <w:t xml:space="preserve">  Estabelecer critérios de avaliação coletiva com antecedência</w:t>
+      </w:r>
+    </w:p>
+    <w:p>
+      <w:pPr>
+        <w:numPr>
+          <w:ilvl w:val="0"/>
+          <w:numId w:val="2"/>
+        </w:numPr>
+        <w:ind w:left="720" w:hanging="360"/>
+        <w:rPr>
+          <w:u w:val="none"/>
+        </w:rPr>
+      </w:pPr>
+      <w:r>
+        <w:rPr>
+          <w:rtl w:val="0"/>
+        </w:rPr>
+        <w:t xml:space="preserve">  Reservar tempo para reflexão ao final de cada atividade                                                                                             </w:t>
+      </w:r>
+    </w:p>
+    <w:p>
+      <w:pPr>
+        <w:rPr/>
+      </w:pPr>
+      <w:r>
+        <w:rPr>
+          <w:rtl w:val="0"/>
+        </w:rPr>
+        <w:t xml:space="preserve">  &lt;/listachek&gt;                                              </w:t>
+      </w:r>
+    </w:p>
+    <w:p>
+      <w:pPr>
+        <w:rPr/>
+      </w:pPr>
+      <w:r>
+        <w:rPr>
+          <w:rtl w:val="0"/>
+        </w:rPr>
+        <w:t xml:space="preserve">                                                                                                                                                      </w:t>
+      </w:r>
+    </w:p>
+    <w:p>
+      <w:pPr>
+        <w:rPr/>
+      </w:pPr>
+      <w:r>
+        <w:rPr>
+          <w:rtl w:val="0"/>
+        </w:rPr>
+        <w:t xml:space="preserve">  &lt;listanumero&gt;                                                                                                                                                    </w:t>
+      </w:r>
+    </w:p>
+    <w:p>
+      <w:pPr>
+        <w:numPr>
+          <w:ilvl w:val="0"/>
+          <w:numId w:val="1"/>
+        </w:numPr>
+        <w:ind w:left="720" w:hanging="360"/>
+        <w:rPr>
+          <w:u w:val="none"/>
+        </w:rPr>
+      </w:pPr>
+      <w:r>
+        <w:rPr>
+          <w:rtl w:val="0"/>
+        </w:rPr>
+        <w:t xml:space="preserve">  Apresente o desafio ou problema central à turma           </w:t>
+      </w:r>
+    </w:p>
+    <w:p>
+      <w:pPr>
+        <w:numPr>
+          <w:ilvl w:val="0"/>
+          <w:numId w:val="1"/>
+        </w:numPr>
+        <w:ind w:left="720" w:hanging="360"/>
+        <w:rPr>
+          <w:u w:val="none"/>
+        </w:rPr>
+      </w:pPr>
+      <w:r>
+        <w:rPr>
+          <w:rtl w:val="0"/>
+        </w:rPr>
+        <w:t xml:space="preserve">  Forme os grupos e distribua os papéis</w:t>
+      </w:r>
+    </w:p>
+    <w:p>
+      <w:pPr>
+        <w:numPr>
+          <w:ilvl w:val="0"/>
+          <w:numId w:val="1"/>
+        </w:numPr>
+        <w:ind w:left="720" w:hanging="360"/>
+        <w:rPr>
+          <w:u w:val="none"/>
+        </w:rPr>
+      </w:pPr>
+      <w:r>
+        <w:rPr>
+          <w:rtl w:val="0"/>
+        </w:rPr>
+        <w:t xml:space="preserve">  Oriente os grupos durante a execução da tarefa                                                                                                      </w:t>
+      </w:r>
+    </w:p>
+    <w:p>
+      <w:pPr>
+        <w:numPr>
+          <w:ilvl w:val="0"/>
+          <w:numId w:val="1"/>
+        </w:numPr>
+        <w:ind w:left="720" w:hanging="360"/>
+        <w:rPr>
+          <w:u w:val="none"/>
+        </w:rPr>
+      </w:pPr>
+      <w:r>
+        <w:rPr>
+          <w:rtl w:val="0"/>
+        </w:rPr>
+        <w:t xml:space="preserve">  Promova a socialização dos resultados</w:t>
+      </w:r>
+    </w:p>
+    <w:p>
+      <w:pPr>
+        <w:numPr>
+          <w:ilvl w:val="0"/>
+          <w:numId w:val="1"/>
+        </w:numPr>
+        <w:ind w:left="720" w:hanging="360"/>
+        <w:rPr>
+          <w:u w:val="none"/>
+        </w:rPr>
+      </w:pPr>
+      <w:r>
+        <w:rPr>
+          <w:rtl w:val="0"/>
+        </w:rPr>
+        <w:t xml:space="preserve">  Conduza a avaliação coletiva com toda a turma                                                                                                       </w:t>
+      </w:r>
+    </w:p>
+    <w:p>
+      <w:pPr>
+        <w:rPr/>
+      </w:pPr>
+      <w:r>
+        <w:rPr>
+          <w:rtl w:val="0"/>
+        </w:rPr>
+        <w:t xml:space="preserve">  &lt;/listanumero&gt;                                            </w:t>
+      </w:r>
+    </w:p>
+    <w:p>
+      <w:pPr>
+        <w:rPr/>
+      </w:pPr>
+      <w:r>
+        <w:rPr>
+          <w:rtl w:val="0"/>
+        </w:rPr>
+        <w:t xml:space="preserve">                                                                                                                                                      </w:t>
+      </w:r>
+    </w:p>
+    <w:p>
+      <w:pPr>
+        <w:rPr/>
+      </w:pPr>
+      <w:r>
+        <w:rPr>
+          <w:rtl w:val="0"/>
+        </w:rPr>
+        <w:t xml:space="preserve">  &lt;listaletra&gt;                                                                                                                                        </w:t>
+      </w:r>
+    </w:p>
+    <w:p>
+      <w:pPr>
+        <w:numPr>
+          <w:ilvl w:val="0"/>
+          <w:numId w:val="3"/>
+        </w:numPr>
+        <w:ind w:left="720" w:hanging="360"/>
+        <w:rPr>
+          <w:u w:val="none"/>
+        </w:rPr>
+      </w:pPr>
+      <w:r>
+        <w:rPr>
+          <w:rtl w:val="0"/>
+        </w:rPr>
+        <w:t xml:space="preserve">  Jigsaw (quebra-cabeça): cada membro estuda uma parte e ensina ao grupo                                                                              </w:t>
+      </w:r>
+    </w:p>
+    <w:p>
+      <w:pPr>
+        <w:numPr>
+          <w:ilvl w:val="0"/>
+          <w:numId w:val="3"/>
+        </w:numPr>
+        <w:ind w:left="720" w:hanging="360"/>
+        <w:rPr>
+          <w:u w:val="none"/>
+        </w:rPr>
+      </w:pPr>
+      <w:r>
+        <w:rPr>
+          <w:rtl w:val="0"/>
+        </w:rPr>
+        <w:t xml:space="preserve">  Think-pair-share: pensar sozinho, discutir em dupla, compartilhar com a turma                                                                       </w:t>
+      </w:r>
+    </w:p>
+    <w:p>
+      <w:pPr>
+        <w:numPr>
+          <w:ilvl w:val="0"/>
+          <w:numId w:val="3"/>
+        </w:numPr>
+        <w:ind w:left="720" w:hanging="360"/>
+        <w:rPr>
+          <w:u w:val="none"/>
+        </w:rPr>
+      </w:pPr>
+      <w:r>
+        <w:rPr>
+          <w:rtl w:val="0"/>
+        </w:rPr>
+        <w:t xml:space="preserve">  Projeto colaborativo: produto final construído em conjunto pelo grupo                                                                               </w:t>
+      </w:r>
+    </w:p>
+    <w:p>
+      <w:pPr>
+        <w:rPr/>
+      </w:pPr>
+      <w:r>
+        <w:rPr>
+          <w:rtl w:val="0"/>
+        </w:rPr>
+        <w:t xml:space="preserve">  &lt;/listaletra&gt;                                                                                                                                       </w:t>
+      </w:r>
+    </w:p>
+    <w:p>
+      <w:pPr>
+        <w:rPr/>
+      </w:pPr>
+      <w:r>
+        <w:rPr>
+          <w:rtl w:val="0"/>
+        </w:rPr>
+        <w:t xml:space="preserve">                                                                                                                                                      </w:t>
+      </w:r>
+    </w:p>
+    <w:p>
+      <w:pPr>
+        <w:rPr/>
+      </w:pPr>
+      <w:r>
+        <w:rPr>
+          <w:rtl w:val="0"/>
+        </w:rPr>
+        <w:t xml:space="preserve">  &lt;podcast&gt;                                                                                                                                           </w:t>
+      </w:r>
+    </w:p>
+    <w:p>
+      <w:pPr>
+        <w:rPr/>
+      </w:pPr>
+      <w:r>
+        <w:rPr>
+          <w:rtl w:val="0"/>
+        </w:rPr>
+        <w:t xml:space="preserve">  &lt;podcasturl&gt;https://w.soundcloud.com/player/?url=https%3A//api.soundcloud.com/tracks/123456789&lt;/podcasturl&gt;</w:t>
+      </w:r>
+    </w:p>
+    <w:p>
+      <w:pPr>
+        <w:rPr/>
+      </w:pPr>
+      <w:r>
+        <w:rPr>
+          <w:rtl w:val="0"/>
+        </w:rPr>
+        <w:t xml:space="preserve">  &lt;podcastnome&gt;Prof.ª Maria Silva&lt;/podcastnome&gt;</w:t>
+      </w:r>
+    </w:p>
+    <w:p>
+      <w:pPr>
+        <w:rPr/>
+      </w:pPr>
+      <w:r>
+        <w:rPr>
+          <w:rtl w:val="0"/>
+        </w:rPr>
+        <w:t xml:space="preserve">  &lt;podcasttema&gt;Aprendizagem colaborativa no Ensino Fundamental&lt;/podcasttema&gt;                                                                          </w:t>
+      </w:r>
+    </w:p>
+    <w:p>
+      <w:pPr>
+        <w:rPr/>
+      </w:pPr>
+      <w:r>
+        <w:rPr>
+          <w:rtl w:val="0"/>
+        </w:rPr>
+        <w:t xml:space="preserve">  &lt;podcastsobre&gt;Professora doutora em Educação pela USP, com 20 anos de experiência em formação docente e práticas colaborativas em escolas</w:t>
+      </w:r>
+    </w:p>
+    <w:p>
+      <w:pPr>
+        <w:rPr/>
+      </w:pPr>
+      <w:r>
+        <w:rPr>
+          <w:rtl w:val="0"/>
+        </w:rPr>
+        <w:t xml:space="preserve">  públicas.&lt;/podcastsobre&gt;                                                                                                                            </w:t>
+      </w:r>
+    </w:p>
+    <w:p>
+      <w:pPr>
+        <w:rPr/>
+      </w:pPr>
+      <w:r>
+        <w:rPr>
+          <w:rtl w:val="0"/>
+        </w:rPr>
+        <w:t xml:space="preserve">  &lt;podcastpdf&gt;https://exemplo.com/transcricao.pdf&lt;/podcastpdf&gt;</w:t>
+      </w:r>
+    </w:p>
+    <w:p>
+      <w:pPr>
+        <w:rPr/>
+      </w:pPr>
+      <w:r>
+        <w:rPr>
+          <w:rtl w:val="0"/>
+        </w:rPr>
+        <w:t xml:space="preserve">  &lt;/podcast&gt;                                                                                                                                          </w:t>
+      </w:r>
+    </w:p>
+    <w:p>
+      <w:pPr>
+        <w:rPr/>
+      </w:pPr>
+      <w:r>
+        <w:rPr>
+          <w:rtl w:val="0"/>
+        </w:rPr>
+        <w:t xml:space="preserve">                                                            </w:t>
+      </w:r>
+    </w:p>
+    <w:p>
+      <w:pPr>
+        <w:rPr/>
+      </w:pPr>
+      <w:r>
+        <w:rPr>
+          <w:rtl w:val="0"/>
+        </w:rPr>
+        <w:t xml:space="preserve">  Segundo o Decreto nº 9.057/2017, a educação a distância é plenamente reconhecida no Brasil.                        </w:t>
+      </w:r>
+    </w:p>
+    <w:p>
+      <w:pPr>
+        <w:rPr/>
+      </w:pPr>
+      <w:r>
+        <w:rPr>
+          <w:rtl w:val="0"/>
+        </w:rPr>
+        <w:t xml:space="preserve">  &lt;imagem&gt;Diagrama dos cinco elementos da aprendizagem colaborativa segundo Johnson e Johnson (1999)&lt;/imagem&gt;</w:t>
+      </w:r>
+    </w:p>
+    <w:p>
+      <w:pPr>
+        <w:rPr/>
+      </w:pPr>
+      <w:r>
+        <w:rPr>
+          <w:rtl w:val="0"/>
+        </w:rPr>
+        <w:t xml:space="preserve">&lt;/secao&gt; </w:t>
+      </w:r>
+    </w:p>
+    <w:p>
+      <w:pPr>
+        <w:rPr/>
+      </w:pPr>
+      <w:r>
+        <w:rPr>
+          <w:rtl w:val="0"/>
+        </w:rPr>
+      </w:r>
+    </w:p>
+    <w:p>
+      <w:pPr>
+        <w:rPr/>
+      </w:pPr>
+      <w:r>
+        <w:rPr>
+          <w:rtl w:val="0"/>
+        </w:rPr>
+        <w:t xml:space="preserve">&lt;secao&gt;                                                                                                                                                       </w:t>
+      </w:r>
+    </w:p>
+    <w:p>
+      <w:pPr>
+        <w:rPr/>
+      </w:pPr>
+      <w:r>
+        <w:rPr>
+          <w:rtl w:val="0"/>
+        </w:rPr>
+        <w:t xml:space="preserve">  &lt;modalcard&gt;</w:t>
+      </w:r>
+    </w:p>
+    <w:p>
+      <w:pPr>
+        <w:rPr/>
+      </w:pPr>
+      <w:r>
+        <w:rPr>
+          <w:rtl w:val="0"/>
+        </w:rPr>
+        <w:t xml:space="preserve">  &lt;modalcarditem&gt;                                                                                                                                     </w:t>
+      </w:r>
+    </w:p>
+    <w:p>
+      <w:pPr>
+        <w:rPr/>
+      </w:pPr>
+      <w:r>
+        <w:rPr>
+          <w:rtl w:val="0"/>
+        </w:rPr>
+        <w:t xml:space="preserve">  &lt;modalcardtitulo&gt;Interdependência positiva&lt;/modalcardtitulo&gt;</w:t>
+      </w:r>
+    </w:p>
+    <w:p>
+      <w:pPr>
+        <w:rPr/>
+      </w:pPr>
+      <w:r>
+        <w:rPr>
+          <w:rtl w:val="0"/>
+        </w:rPr>
+        <w:t xml:space="preserve">  &lt;modalcarddescricao&gt;Os membros dependem uns dos outros para alcançar o objetivo.&lt;/modalcarddescricao&gt;</w:t>
+      </w:r>
+    </w:p>
+    <w:p>
+      <w:pPr>
+        <w:rPr/>
+      </w:pPr>
+      <w:r>
+        <w:rPr>
+          <w:rtl w:val="0"/>
+        </w:rPr>
+        <w:t xml:space="preserve">  &lt;modalcardconteudo&gt;&lt;p&gt;A interdependência positiva ocorre quando os membros do grupo percebem que estão ligados de tal forma que ninguém pode ter    </w:t>
+      </w:r>
+    </w:p>
+    <w:p>
+      <w:pPr>
+        <w:rPr/>
+      </w:pPr>
+      <w:r>
+        <w:rPr>
+          <w:rtl w:val="0"/>
+        </w:rPr>
+        <w:t xml:space="preserve">  sucesso sem que os demais também o tenham.&lt;/p&gt;&lt;p&gt;Estratégias: metas compartilhadas, divisão de recursos, papéis                                     </w:t>
+      </w:r>
+    </w:p>
+    <w:p>
+      <w:pPr>
+        <w:rPr/>
+      </w:pPr>
+      <w:r>
+        <w:rPr>
+          <w:rtl w:val="0"/>
+        </w:rPr>
+        <w:t xml:space="preserve">  complementares.&lt;/p&gt;&lt;/modalcardconteudo&gt;                                                                                                             </w:t>
+      </w:r>
+    </w:p>
+    <w:p>
+      <w:pPr>
+        <w:rPr/>
+      </w:pPr>
+      <w:r>
+        <w:rPr>
+          <w:rtl w:val="0"/>
+        </w:rPr>
+        <w:t xml:space="preserve">  &lt;/modalcarditem&gt;                                                                                                                                    </w:t>
+      </w:r>
+    </w:p>
+    <w:p>
+      <w:pPr>
+        <w:rPr/>
+      </w:pPr>
+      <w:r>
+        <w:rPr>
+          <w:rtl w:val="0"/>
+        </w:rPr>
+        <w:t xml:space="preserve">  &lt;modalcarditem&gt;                                                                                                                                     </w:t>
+      </w:r>
+    </w:p>
+    <w:p>
+      <w:pPr>
+        <w:rPr/>
+      </w:pPr>
+      <w:r>
+        <w:rPr>
+          <w:rtl w:val="0"/>
+        </w:rPr>
+        <w:t xml:space="preserve">  &lt;modalcardtitulo&gt;Responsabilidade individual&lt;/modalcardtitulo&gt;</w:t>
+      </w:r>
+    </w:p>
+    <w:p>
+      <w:pPr>
+        <w:rPr/>
+      </w:pPr>
+      <w:r>
+        <w:rPr>
+          <w:rtl w:val="0"/>
+        </w:rPr>
+        <w:t xml:space="preserve">  &lt;modalcarddescricao&gt;Cada membro responde pelo seu aprendizado e contribuição.&lt;/modalcarddescricao&gt;</w:t>
+      </w:r>
+    </w:p>
+    <w:p>
+      <w:pPr>
+        <w:rPr/>
+      </w:pPr>
+      <w:r>
+        <w:rPr>
+          <w:rtl w:val="0"/>
+        </w:rPr>
+        <w:t xml:space="preserve">  &lt;modalcardconteudo&gt;&lt;p&gt;A responsabilidade individual garante que o trabalho coletivo não dilua o esforço de cada estudante.&lt;/p&gt;&lt;p&gt;O grupo apoia, mas </w:t>
+      </w:r>
+    </w:p>
+    <w:p>
+      <w:pPr>
+        <w:rPr/>
+      </w:pPr>
+      <w:r>
+        <w:rPr>
+          <w:rtl w:val="0"/>
+        </w:rPr>
+        <w:t xml:space="preserve">  não substitui o aprendizado de ninguém.&lt;/p&gt;&lt;/modalcardconteudo&gt;                                                                                     </w:t>
+      </w:r>
+    </w:p>
+    <w:p>
+      <w:pPr>
+        <w:rPr/>
+      </w:pPr>
+      <w:r>
+        <w:rPr>
+          <w:rtl w:val="0"/>
+        </w:rPr>
+        <w:t xml:space="preserve">  &lt;/modalcarditem&gt;                                                                                                                                    </w:t>
+      </w:r>
+    </w:p>
+    <w:p>
+      <w:pPr>
+        <w:rPr/>
+      </w:pPr>
+      <w:r>
+        <w:rPr>
+          <w:rtl w:val="0"/>
+        </w:rPr>
+        <w:t xml:space="preserve">  &lt;modalcarditem&gt;                                                                                                                                     </w:t>
+      </w:r>
+    </w:p>
+    <w:p>
+      <w:pPr>
+        <w:rPr/>
+      </w:pPr>
+      <w:r>
+        <w:rPr>
+          <w:rtl w:val="0"/>
+        </w:rPr>
+        <w:t xml:space="preserve">  &lt;modalcardtitulo&gt;Habilidades sociais&lt;/modalcardtitulo&gt;                                                                                              </w:t>
+      </w:r>
+    </w:p>
+    <w:p>
+      <w:pPr>
+        <w:rPr/>
+      </w:pPr>
+      <w:r>
+        <w:rPr>
+          <w:rtl w:val="0"/>
+        </w:rPr>
+        <w:t xml:space="preserve">  &lt;modalcarddescricao&gt;Comunicação, escuta ativa e resolução de conflitos são essenciais.&lt;/modalcarddescricao&gt;</w:t>
+      </w:r>
+    </w:p>
+    <w:p>
+      <w:pPr>
+        <w:rPr/>
+      </w:pPr>
+      <w:r>
+        <w:rPr>
+          <w:rtl w:val="0"/>
+        </w:rPr>
+        <w:t xml:space="preserve">  &lt;modalcardconteudo&gt;&lt;p&gt;Trabalhar em grupo exige habilidades que precisam ser ensinadas explicitamente: comunicar-se com clareza, ouvir com atenção e </w:t>
+      </w:r>
+    </w:p>
+    <w:p>
+      <w:pPr>
+        <w:rPr/>
+      </w:pPr>
+      <w:r>
+        <w:rPr>
+          <w:rtl w:val="0"/>
+        </w:rPr>
+        <w:t xml:space="preserve">  resolver desacordos de forma construtiva.&lt;/p&gt;&lt;/modalcardconteudo&gt;                                                                                   </w:t>
+      </w:r>
+    </w:p>
+    <w:p>
+      <w:pPr>
+        <w:rPr/>
+      </w:pPr>
+      <w:r>
+        <w:rPr>
+          <w:rtl w:val="0"/>
+        </w:rPr>
+        <w:t xml:space="preserve">  &lt;/modalcarditem&gt;                                                                                                                                    </w:t>
+      </w:r>
+    </w:p>
+    <w:p>
+      <w:pPr>
+        <w:rPr/>
+      </w:pPr>
+      <w:r>
+        <w:rPr>
+          <w:rtl w:val="0"/>
+        </w:rPr>
+        <w:t xml:space="preserve">  &lt;/modalcard&gt;                                                                                                                                        </w:t>
+      </w:r>
+    </w:p>
+    <w:p>
+      <w:pPr>
+        <w:rPr/>
+      </w:pPr>
+      <w:r>
+        <w:rPr>
+          <w:rtl w:val="0"/>
+        </w:rPr>
+        <w:t xml:space="preserve">                                                                                                                                                      </w:t>
+      </w:r>
+    </w:p>
+    <w:p>
+      <w:pPr>
+        <w:rPr/>
+      </w:pPr>
+      <w:r>
+        <w:rPr>
+          <w:rtl w:val="0"/>
+        </w:rPr>
+        <w:t xml:space="preserve">  &lt;referencias&gt;                                             </w:t>
+      </w:r>
+    </w:p>
+    <w:p>
+      <w:pPr>
+        <w:rPr/>
+      </w:pPr>
+      <w:r>
+        <w:rPr>
+          <w:rtl w:val="0"/>
+        </w:rPr>
+        <w:t xml:space="preserve">  JOHNSON, D. W.; JOHNSON, R. T. Cooperation and competition: theory and research. Edina: Interaction Book, 1989.                                     </w:t>
+      </w:r>
+    </w:p>
+    <w:p>
+      <w:pPr>
+        <w:rPr/>
+      </w:pPr>
+      <w:r>
+        <w:rPr>
+          <w:rtl w:val="0"/>
+        </w:rPr>
+        <w:t xml:space="preserve">                                                                                                                 </w:t>
+      </w:r>
+    </w:p>
+    <w:p>
+      <w:pPr>
+        <w:rPr/>
+      </w:pPr>
+      <w:r>
+        <w:rPr>
+          <w:rtl w:val="0"/>
+        </w:rPr>
+        <w:t xml:space="preserve">  VYGOTSKY, L. S. A formação social da mente. São Paulo: Martins Fontes, 1991.</w:t>
+      </w:r>
+    </w:p>
+    <w:p>
+      <w:pPr>
+        <w:rPr/>
+      </w:pPr>
+      <w:r>
+        <w:rPr>
+          <w:rtl w:val="0"/>
+        </w:rPr>
+        <w:t xml:space="preserve">                                                                                                                                                      </w:t>
+      </w:r>
+    </w:p>
+    <w:p>
+      <w:pPr>
+        <w:rPr/>
+      </w:pPr>
+      <w:r>
+        <w:rPr>
+          <w:rtl w:val="0"/>
+        </w:rPr>
+        <w:t xml:space="preserve">  BRASIL. Decreto nº 9.057, de 25 de maio de 2017. Regulamenta o art. 80 da Lei nº 9.394, de 20 de dezembro de 1996. Brasília, DF, 2017.</w:t>
+      </w:r>
+    </w:p>
+    <w:p>
+      <w:pPr>
+        <w:rPr/>
+      </w:pPr>
+      <w:r>
+        <w:rPr>
+          <w:rtl w:val="0"/>
+        </w:rPr>
+        <w:t xml:space="preserve">  &lt;/referencias&gt;</w:t>
+      </w:r>
+    </w:p>
+    <w:p>
+      <w:pPr>
+        <w:rPr/>
+      </w:pPr>
+      <w:r>
+        <w:rPr>
+          <w:rtl w:val="0"/>
+        </w:rPr>
+        <w:t xml:space="preserve">&lt;/secao&gt;                                                                                                                                       </w:t>
+      </w:r>
+    </w:p>
+    <w:p>
+      <w:pPr>
+        <w:rPr/>
+      </w:pPr>
+      <w:r>
+        <w:rPr>
+          <w:rtl w:val="0"/>
+        </w:rPr>
+        <w:t xml:space="preserve">                                                            </w:t>
+      </w:r>
+    </w:p>
+    <w:p>
+      <w:pPr>
+        <w:rPr/>
+      </w:pPr>
+      <w:r>
+        <w:rPr>
+          <w:rtl w:val="0"/>
+        </w:rPr>
+        <w:t xml:space="preserve">  &lt;/topico&gt;    </w:t>
       </w:r>
     </w:p>
     <w:sectPr>
@@ -242,7 +1546,347 @@
 </file>
 
 <file path=word/numbering.xml><?xml version="1.0" encoding="utf-8"?>
-<w:numbering xmlns:mc="http://schemas.openxmlformats.org/markup-compatibility/2006" xmlns:o="urn:schemas-microsoft-com:office:office" xmlns:r="http://schemas.openxmlformats.org/officeDocument/2006/relationships" xmlns:m="http://schemas.openxmlformats.org/officeDocument/2006/math" xmlns:v="urn:schemas-microsoft-com:vml" xmlns:wp="http://schemas.openxmlformats.org/drawingml/2006/wordprocessingDrawing" xmlns:w10="urn:schemas-microsoft-com:office:word" xmlns:w="http://schemas.openxmlformats.org/wordprocessingml/2006/main" xmlns:wne="http://schemas.microsoft.com/office/word/2006/wordml" xmlns:sl="http://schemas.openxmlformats.org/schemaLibrary/2006/main" xmlns:a="http://schemas.openxmlformats.org/drawingml/2006/main" xmlns:pic="http://schemas.openxmlformats.org/drawingml/2006/picture" xmlns:c="http://schemas.openxmlformats.org/drawingml/2006/chart" xmlns:lc="http://schemas.openxmlformats.org/drawingml/2006/lockedCanvas" xmlns:dgm="http://schemas.openxmlformats.org/drawingml/2006/diagram" xmlns:wps="http://schemas.microsoft.com/office/word/2010/wordprocessingShape" xmlns:wpg="http://schemas.microsoft.com/office/word/2010/wordprocessingGroup" xmlns:w14="http://schemas.microsoft.com/office/word/2010/wordml" xmlns:w15="http://schemas.microsoft.com/office/word/2012/wordml" xmlns:w16="http://schemas.microsoft.com/office/word/2018/wordml" xmlns:w16cex="http://schemas.microsoft.com/office/word/2018/wordml/cex" xmlns:w16cid="http://schemas.microsoft.com/office/word/2016/wordml/cid" xmlns="http://schemas.microsoft.com/office/tasks/2019/documenttasks" xmlns:cr="http://schemas.microsoft.com/office/comments/2020/reactions"/>
+<w:numbering xmlns:mc="http://schemas.openxmlformats.org/markup-compatibility/2006" xmlns:o="urn:schemas-microsoft-com:office:office" xmlns:r="http://schemas.openxmlformats.org/officeDocument/2006/relationships" xmlns:m="http://schemas.openxmlformats.org/officeDocument/2006/math" xmlns:v="urn:schemas-microsoft-com:vml" xmlns:wp="http://schemas.openxmlformats.org/drawingml/2006/wordprocessingDrawing" xmlns:w10="urn:schemas-microsoft-com:office:word" xmlns:w="http://schemas.openxmlformats.org/wordprocessingml/2006/main" xmlns:wne="http://schemas.microsoft.com/office/word/2006/wordml" xmlns:sl="http://schemas.openxmlformats.org/schemaLibrary/2006/main" xmlns:a="http://schemas.openxmlformats.org/drawingml/2006/main" xmlns:pic="http://schemas.openxmlformats.org/drawingml/2006/picture" xmlns:c="http://schemas.openxmlformats.org/drawingml/2006/chart" xmlns:lc="http://schemas.openxmlformats.org/drawingml/2006/lockedCanvas" xmlns:dgm="http://schemas.openxmlformats.org/drawingml/2006/diagram" xmlns:wps="http://schemas.microsoft.com/office/word/2010/wordprocessingShape" xmlns:wpg="http://schemas.microsoft.com/office/word/2010/wordprocessingGroup" xmlns:w14="http://schemas.microsoft.com/office/word/2010/wordml" xmlns:w15="http://schemas.microsoft.com/office/word/2012/wordml" xmlns:w16="http://schemas.microsoft.com/office/word/2018/wordml" xmlns:w16cex="http://schemas.microsoft.com/office/word/2018/wordml/cex" xmlns:w16cid="http://schemas.microsoft.com/office/word/2016/wordml/cid" xmlns="http://schemas.microsoft.com/office/tasks/2019/documenttasks" xmlns:cr="http://schemas.microsoft.com/office/comments/2020/reactions">
+  <w:abstractNum w:abstractNumId="1">
+    <w:lvl w:ilvl="0">
+      <w:start w:val="1"/>
+      <w:numFmt w:val="decimal"/>
+      <w:lvlText w:val="%1."/>
+      <w:lvlJc w:val="left"/>
+      <w:pPr>
+        <w:ind w:left="720" w:hanging="360"/>
+      </w:pPr>
+      <w:rPr>
+        <w:u w:val="none"/>
+      </w:rPr>
+    </w:lvl>
+    <w:lvl w:ilvl="1">
+      <w:start w:val="1"/>
+      <w:numFmt w:val="lowerLetter"/>
+      <w:lvlText w:val="%2."/>
+      <w:lvlJc w:val="left"/>
+      <w:pPr>
+        <w:ind w:left="1440" w:hanging="360"/>
+      </w:pPr>
+      <w:rPr>
+        <w:u w:val="none"/>
+      </w:rPr>
+    </w:lvl>
+    <w:lvl w:ilvl="2">
+      <w:start w:val="1"/>
+      <w:numFmt w:val="lowerRoman"/>
+      <w:lvlText w:val="%3."/>
+      <w:lvlJc w:val="right"/>
+      <w:pPr>
+        <w:ind w:left="2160" w:hanging="360"/>
+      </w:pPr>
+      <w:rPr>
+        <w:u w:val="none"/>
+      </w:rPr>
+    </w:lvl>
+    <w:lvl w:ilvl="3">
+      <w:start w:val="1"/>
+      <w:numFmt w:val="decimal"/>
+      <w:lvlText w:val="%4."/>
+      <w:lvlJc w:val="left"/>
+      <w:pPr>
+        <w:ind w:left="2880" w:hanging="360"/>
+      </w:pPr>
+      <w:rPr>
+        <w:u w:val="none"/>
+      </w:rPr>
+    </w:lvl>
+    <w:lvl w:ilvl="4">
+      <w:start w:val="1"/>
+      <w:numFmt w:val="lowerLetter"/>
+      <w:lvlText w:val="%5."/>
+      <w:lvlJc w:val="left"/>
+      <w:pPr>
+        <w:ind w:left="3600" w:hanging="360"/>
+      </w:pPr>
+      <w:rPr>
+        <w:u w:val="none"/>
+      </w:rPr>
+    </w:lvl>
+    <w:lvl w:ilvl="5">
+      <w:start w:val="1"/>
+      <w:numFmt w:val="lowerRoman"/>
+      <w:lvlText w:val="%6."/>
+      <w:lvlJc w:val="right"/>
+      <w:pPr>
+        <w:ind w:left="4320" w:hanging="360"/>
+      </w:pPr>
+      <w:rPr>
+        <w:u w:val="none"/>
+      </w:rPr>
+    </w:lvl>
+    <w:lvl w:ilvl="6">
+      <w:start w:val="1"/>
+      <w:numFmt w:val="decimal"/>
+      <w:lvlText w:val="%7."/>
+      <w:lvlJc w:val="left"/>
+      <w:pPr>
+        <w:ind w:left="5040" w:hanging="360"/>
+      </w:pPr>
+      <w:rPr>
+        <w:u w:val="none"/>
+      </w:rPr>
+    </w:lvl>
+    <w:lvl w:ilvl="7">
+      <w:start w:val="1"/>
+      <w:numFmt w:val="lowerLetter"/>
+      <w:lvlText w:val="%8."/>
+      <w:lvlJc w:val="left"/>
+      <w:pPr>
+        <w:ind w:left="5760" w:hanging="360"/>
+      </w:pPr>
+      <w:rPr>
+        <w:u w:val="none"/>
+      </w:rPr>
+    </w:lvl>
+    <w:lvl w:ilvl="8">
+      <w:start w:val="1"/>
+      <w:numFmt w:val="lowerRoman"/>
+      <w:lvlText w:val="%9."/>
+      <w:lvlJc w:val="right"/>
+      <w:pPr>
+        <w:ind w:left="6480" w:hanging="360"/>
+      </w:pPr>
+      <w:rPr>
+        <w:u w:val="none"/>
+      </w:rPr>
+    </w:lvl>
+  </w:abstractNum>
+  <w:abstractNum w:abstractNumId="2">
+    <w:lvl w:ilvl="0">
+      <w:start w:val="1"/>
+      <w:numFmt w:val="bullet"/>
+      <w:lvlText w:val="●"/>
+      <w:lvlJc w:val="left"/>
+      <w:pPr>
+        <w:ind w:left="720" w:hanging="360"/>
+      </w:pPr>
+      <w:rPr>
+        <w:u w:val="none"/>
+      </w:rPr>
+    </w:lvl>
+    <w:lvl w:ilvl="1">
+      <w:start w:val="1"/>
+      <w:numFmt w:val="bullet"/>
+      <w:lvlText w:val="○"/>
+      <w:lvlJc w:val="left"/>
+      <w:pPr>
+        <w:ind w:left="1440" w:hanging="360"/>
+      </w:pPr>
+      <w:rPr>
+        <w:u w:val="none"/>
+      </w:rPr>
+    </w:lvl>
+    <w:lvl w:ilvl="2">
+      <w:start w:val="1"/>
+      <w:numFmt w:val="bullet"/>
+      <w:lvlText w:val="■"/>
+      <w:lvlJc w:val="left"/>
+      <w:pPr>
+        <w:ind w:left="2160" w:hanging="360"/>
+      </w:pPr>
+      <w:rPr>
+        <w:u w:val="none"/>
+      </w:rPr>
+    </w:lvl>
+    <w:lvl w:ilvl="3">
+      <w:start w:val="1"/>
+      <w:numFmt w:val="bullet"/>
+      <w:lvlText w:val="●"/>
+      <w:lvlJc w:val="left"/>
+      <w:pPr>
+        <w:ind w:left="2880" w:hanging="360"/>
+      </w:pPr>
+      <w:rPr>
+        <w:u w:val="none"/>
+      </w:rPr>
+    </w:lvl>
+    <w:lvl w:ilvl="4">
+      <w:start w:val="1"/>
+      <w:numFmt w:val="bullet"/>
+      <w:lvlText w:val="○"/>
+      <w:lvlJc w:val="left"/>
+      <w:pPr>
+        <w:ind w:left="3600" w:hanging="360"/>
+      </w:pPr>
+      <w:rPr>
+        <w:u w:val="none"/>
+      </w:rPr>
+    </w:lvl>
+    <w:lvl w:ilvl="5">
+      <w:start w:val="1"/>
+      <w:numFmt w:val="bullet"/>
+      <w:lvlText w:val="■"/>
+      <w:lvlJc w:val="left"/>
+      <w:pPr>
+        <w:ind w:left="4320" w:hanging="360"/>
+      </w:pPr>
+      <w:rPr>
+        <w:u w:val="none"/>
+      </w:rPr>
+    </w:lvl>
+    <w:lvl w:ilvl="6">
+      <w:start w:val="1"/>
+      <w:numFmt w:val="bullet"/>
+      <w:lvlText w:val="●"/>
+      <w:lvlJc w:val="left"/>
+      <w:pPr>
+        <w:ind w:left="5040" w:hanging="360"/>
+      </w:pPr>
+      <w:rPr>
+        <w:u w:val="none"/>
+      </w:rPr>
+    </w:lvl>
+    <w:lvl w:ilvl="7">
+      <w:start w:val="1"/>
+      <w:numFmt w:val="bullet"/>
+      <w:lvlText w:val="○"/>
+      <w:lvlJc w:val="left"/>
+      <w:pPr>
+        <w:ind w:left="5760" w:hanging="360"/>
+      </w:pPr>
+      <w:rPr>
+        <w:u w:val="none"/>
+      </w:rPr>
+    </w:lvl>
+    <w:lvl w:ilvl="8">
+      <w:start w:val="1"/>
+      <w:numFmt w:val="bullet"/>
+      <w:lvlText w:val="■"/>
+      <w:lvlJc w:val="left"/>
+      <w:pPr>
+        <w:ind w:left="6480" w:hanging="360"/>
+      </w:pPr>
+      <w:rPr>
+        <w:u w:val="none"/>
+      </w:rPr>
+    </w:lvl>
+  </w:abstractNum>
+  <w:abstractNum w:abstractNumId="3">
+    <w:lvl w:ilvl="0">
+      <w:start w:val="1"/>
+      <w:numFmt w:val="upperLetter"/>
+      <w:lvlText w:val="%1."/>
+      <w:lvlJc w:val="left"/>
+      <w:pPr>
+        <w:ind w:left="720" w:hanging="360"/>
+      </w:pPr>
+      <w:rPr>
+        <w:u w:val="none"/>
+      </w:rPr>
+    </w:lvl>
+    <w:lvl w:ilvl="1">
+      <w:start w:val="1"/>
+      <w:numFmt w:val="lowerLetter"/>
+      <w:lvlText w:val="%2."/>
+      <w:lvlJc w:val="left"/>
+      <w:pPr>
+        <w:ind w:left="1440" w:hanging="360"/>
+      </w:pPr>
+      <w:rPr>
+        <w:u w:val="none"/>
+      </w:rPr>
+    </w:lvl>
+    <w:lvl w:ilvl="2">
+      <w:start w:val="1"/>
+      <w:numFmt w:val="lowerRoman"/>
+      <w:lvlText w:val="%3."/>
+      <w:lvlJc w:val="right"/>
+      <w:pPr>
+        <w:ind w:left="2160" w:hanging="360"/>
+      </w:pPr>
+      <w:rPr>
+        <w:u w:val="none"/>
+      </w:rPr>
+    </w:lvl>
+    <w:lvl w:ilvl="3">
+      <w:start w:val="1"/>
+      <w:numFmt w:val="decimal"/>
+      <w:lvlText w:val="%4."/>
+      <w:lvlJc w:val="left"/>
+      <w:pPr>
+        <w:ind w:left="2880" w:hanging="360"/>
+      </w:pPr>
+      <w:rPr>
+        <w:u w:val="none"/>
+      </w:rPr>
+    </w:lvl>
+    <w:lvl w:ilvl="4">
+      <w:start w:val="1"/>
+      <w:numFmt w:val="lowerLetter"/>
+      <w:lvlText w:val="%5."/>
+      <w:lvlJc w:val="left"/>
+      <w:pPr>
+        <w:ind w:left="3600" w:hanging="360"/>
+      </w:pPr>
+      <w:rPr>
+        <w:u w:val="none"/>
+      </w:rPr>
+    </w:lvl>
+    <w:lvl w:ilvl="5">
+      <w:start w:val="1"/>
+      <w:numFmt w:val="lowerRoman"/>
+      <w:lvlText w:val="%6."/>
+      <w:lvlJc w:val="right"/>
+      <w:pPr>
+        <w:ind w:left="4320" w:hanging="360"/>
+      </w:pPr>
+      <w:rPr>
+        <w:u w:val="none"/>
+      </w:rPr>
+    </w:lvl>
+    <w:lvl w:ilvl="6">
+      <w:start w:val="1"/>
+      <w:numFmt w:val="decimal"/>
+      <w:lvlText w:val="%7."/>
+      <w:lvlJc w:val="left"/>
+      <w:pPr>
+        <w:ind w:left="5040" w:hanging="360"/>
+      </w:pPr>
+      <w:rPr>
+        <w:u w:val="none"/>
+      </w:rPr>
+    </w:lvl>
+    <w:lvl w:ilvl="7">
+      <w:start w:val="1"/>
+      <w:numFmt w:val="lowerLetter"/>
+      <w:lvlText w:val="%8."/>
+      <w:lvlJc w:val="left"/>
+      <w:pPr>
+        <w:ind w:left="5760" w:hanging="360"/>
+      </w:pPr>
+      <w:rPr>
+        <w:u w:val="none"/>
+      </w:rPr>
+    </w:lvl>
+    <w:lvl w:ilvl="8">
+      <w:start w:val="1"/>
+      <w:numFmt w:val="lowerRoman"/>
+      <w:lvlText w:val="%9."/>
+      <w:lvlJc w:val="right"/>
+      <w:pPr>
+        <w:ind w:left="6480" w:hanging="360"/>
+      </w:pPr>
+      <w:rPr>
+        <w:u w:val="none"/>
+      </w:rPr>
+    </w:lvl>
+  </w:abstractNum>
+  <w:num w:numId="1">
+    <w:abstractNumId w:val="1"/>
+  </w:num>
+  <w:num w:numId="2">
+    <w:abstractNumId w:val="2"/>
+  </w:num>
+  <w:num w:numId="3">
+    <w:abstractNumId w:val="3"/>
+  </w:num>
+</w:numbering>
 </file>
 
 <file path=word/styles.xml><?xml version="1.0" encoding="utf-8"?>
